--- a/reports/Process.docx
+++ b/reports/Process.docx
@@ -356,7 +356,7 @@
       <w:r>
         <w:lastRenderedPageBreak/>
         <w:pict w14:anchorId="315C1599">
-          <v:rect id="_x0000_i1031" style="width:0;height:1.5pt" o:hralign="center" o:hrstd="t" o:hr="t" fillcolor="#a0a0a0" stroked="f"/>
+          <v:rect id="_x0000_i1025" style="width:0;height:1.5pt" o:hralign="center" o:hrstd="t" o:hr="t" fillcolor="#a0a0a0" stroked="f"/>
         </w:pict>
       </w:r>
     </w:p>
@@ -707,6 +707,1573 @@
         <w:t>Hazırlanan veri seti daha sonraki ön işleme ve modelleme aşamalarında kullanılmak üzere batadal_prepared.csv adıyla kaydedilmiştir.</w:t>
       </w:r>
     </w:p>
+    <w:p>
+      <w:pPr>
+        <w:rPr>
+          <w:b/>
+          <w:bCs/>
+        </w:rPr>
+      </w:pPr>
+      <w:r>
+        <w:rPr>
+          <w:b/>
+          <w:bCs/>
+        </w:rPr>
+        <w:t>IV. VERİ ÖN İŞLEME</w:t>
+      </w:r>
+    </w:p>
+    <w:p>
+      <w:r>
+        <w:t xml:space="preserve">Bu proje kapsamında kullanılan SKAB ve BATADAL veri setleri üzerinde modelleme öncesinde çeşitli veri ön işleme adımları uygulanmıştır. Veri ön işleme sürecinin temel amacı; modellerin daha kararlı çalışmasını sağlamak, veri sızıntısını (data </w:t>
+      </w:r>
+      <w:proofErr w:type="spellStart"/>
+      <w:r>
+        <w:t>leakage</w:t>
+      </w:r>
+      <w:proofErr w:type="spellEnd"/>
+      <w:r>
+        <w:t>) önlemek, farklı ölçeklerdeki sensör verilerini ortak bir ölçeğe taşımak ve otomata tabanlı model için gerekli tek boyutlu veri temsilini oluşturmaktır.</w:t>
+      </w:r>
+    </w:p>
+    <w:p>
+      <w:pPr>
+        <w:rPr>
+          <w:b/>
+          <w:bCs/>
+        </w:rPr>
+      </w:pPr>
+      <w:r>
+        <w:rPr>
+          <w:b/>
+          <w:bCs/>
+        </w:rPr>
+        <w:t>A. SKAB Veri Seti Ön İşleme Süreci</w:t>
+      </w:r>
+    </w:p>
+    <w:p>
+      <w:pPr>
+        <w:rPr>
+          <w:b/>
+          <w:bCs/>
+        </w:rPr>
+      </w:pPr>
+      <w:r>
+        <w:rPr>
+          <w:b/>
+          <w:bCs/>
+        </w:rPr>
+        <w:t>1. Veri Yükleme ve Özellik Seçimi</w:t>
+      </w:r>
+    </w:p>
+    <w:p>
+      <w:r>
+        <w:t>Öncelikle birleştirilmiş skab_combined.csv dosyası okunmuştur. Veri setinde bulunan sütunlar incelenmiş ve yalnızca sensör verileri model girdisi olarak seçilmiştir.</w:t>
+      </w:r>
+    </w:p>
+    <w:p>
+      <w:r>
+        <w:t>Model girdisi olarak kullanılan özellikler aşağıdaki gibidir:</w:t>
+      </w:r>
+    </w:p>
+    <w:p>
+      <w:r>
+        <w:t>Accelerometer1RMS</w:t>
+      </w:r>
+    </w:p>
+    <w:p>
+      <w:r>
+        <w:t>Accelerometer2RMS</w:t>
+      </w:r>
+    </w:p>
+    <w:p>
+      <w:proofErr w:type="spellStart"/>
+      <w:r>
+        <w:t>Current</w:t>
+      </w:r>
+      <w:proofErr w:type="spellEnd"/>
+    </w:p>
+    <w:p>
+      <w:proofErr w:type="spellStart"/>
+      <w:r>
+        <w:t>Pressure</w:t>
+      </w:r>
+      <w:proofErr w:type="spellEnd"/>
+    </w:p>
+    <w:p>
+      <w:proofErr w:type="spellStart"/>
+      <w:r>
+        <w:t>Temperature</w:t>
+      </w:r>
+      <w:proofErr w:type="spellEnd"/>
+    </w:p>
+    <w:p>
+      <w:proofErr w:type="spellStart"/>
+      <w:r>
+        <w:t>Thermocouple</w:t>
+      </w:r>
+      <w:proofErr w:type="spellEnd"/>
+    </w:p>
+    <w:p>
+      <w:proofErr w:type="spellStart"/>
+      <w:r>
+        <w:t>Voltage</w:t>
+      </w:r>
+      <w:proofErr w:type="spellEnd"/>
+    </w:p>
+    <w:p>
+      <w:r>
+        <w:t xml:space="preserve">Volume </w:t>
+      </w:r>
+      <w:proofErr w:type="spellStart"/>
+      <w:r>
+        <w:t>Flow</w:t>
+      </w:r>
+      <w:proofErr w:type="spellEnd"/>
+      <w:r>
+        <w:t xml:space="preserve"> </w:t>
+      </w:r>
+      <w:proofErr w:type="spellStart"/>
+      <w:r>
+        <w:t>RateRMS</w:t>
+      </w:r>
+      <w:proofErr w:type="spellEnd"/>
+    </w:p>
+    <w:p>
+      <w:r>
+        <w:t>Aşağıdaki sütunlar model girdisine dahil edilmemiştir:</w:t>
+      </w:r>
+    </w:p>
+    <w:p>
+      <w:proofErr w:type="spellStart"/>
+      <w:proofErr w:type="gramStart"/>
+      <w:r>
+        <w:t>datetime</w:t>
+      </w:r>
+      <w:proofErr w:type="spellEnd"/>
+      <w:proofErr w:type="gramEnd"/>
+    </w:p>
+    <w:p>
+      <w:proofErr w:type="spellStart"/>
+      <w:proofErr w:type="gramStart"/>
+      <w:r>
+        <w:t>changepoint</w:t>
+      </w:r>
+      <w:proofErr w:type="spellEnd"/>
+      <w:proofErr w:type="gramEnd"/>
+    </w:p>
+    <w:p>
+      <w:proofErr w:type="spellStart"/>
+      <w:proofErr w:type="gramStart"/>
+      <w:r>
+        <w:t>source</w:t>
+      </w:r>
+      <w:proofErr w:type="gramEnd"/>
+      <w:r>
+        <w:t>_group</w:t>
+      </w:r>
+      <w:proofErr w:type="spellEnd"/>
+    </w:p>
+    <w:p>
+      <w:proofErr w:type="spellStart"/>
+      <w:proofErr w:type="gramStart"/>
+      <w:r>
+        <w:t>source</w:t>
+      </w:r>
+      <w:proofErr w:type="gramEnd"/>
+      <w:r>
+        <w:t>_file</w:t>
+      </w:r>
+      <w:proofErr w:type="spellEnd"/>
+    </w:p>
+    <w:p>
+      <w:r>
+        <w:t>Bu sütunlar yalnızca veri takibi, zaman analizi ve dosya bazlı veri bölme işlemleri için kullanılmıştır.</w:t>
+      </w:r>
+    </w:p>
+    <w:p>
+      <w:r>
+        <w:t xml:space="preserve">Hedef değişken olarak </w:t>
+      </w:r>
+      <w:proofErr w:type="spellStart"/>
+      <w:r>
+        <w:t>anomaly</w:t>
+      </w:r>
+      <w:proofErr w:type="spellEnd"/>
+      <w:r>
+        <w:t xml:space="preserve"> sütunu kullanılmıştır.</w:t>
+      </w:r>
+    </w:p>
+    <w:p>
+      <w:pPr>
+        <w:rPr>
+          <w:b/>
+          <w:bCs/>
+        </w:rPr>
+      </w:pPr>
+      <w:r>
+        <w:rPr>
+          <w:b/>
+          <w:bCs/>
+        </w:rPr>
+        <w:t>2. Sayısal Dönüşüm ve Eksik Veri İşlemleri</w:t>
+      </w:r>
+    </w:p>
+    <w:p>
+      <w:r>
+        <w:t xml:space="preserve">Veri setinde bazı sensör sütunlarında sayısal formata çevrilemeyen değerler tespit edilmiştir. Bu nedenle tüm özellik sütunları sayısal formata dönüştürülmüş, dönüştürülemeyen değerler </w:t>
+      </w:r>
+      <w:proofErr w:type="spellStart"/>
+      <w:r>
+        <w:t>NaN</w:t>
+      </w:r>
+      <w:proofErr w:type="spellEnd"/>
+      <w:r>
+        <w:t xml:space="preserve"> olarak işaretlenmiştir.</w:t>
+      </w:r>
+    </w:p>
+    <w:p>
+      <w:r>
+        <w:t>Tespit edilen eksik/bozuk değer sayıları aşağıdaki gibidir:</w:t>
+      </w:r>
+    </w:p>
+    <w:tbl>
+      <w:tblPr>
+        <w:tblW w:w="0" w:type="auto"/>
+        <w:tblCellSpacing w:w="15" w:type="dxa"/>
+        <w:tblCellMar>
+          <w:top w:w="15" w:type="dxa"/>
+          <w:left w:w="15" w:type="dxa"/>
+          <w:bottom w:w="15" w:type="dxa"/>
+          <w:right w:w="15" w:type="dxa"/>
+        </w:tblCellMar>
+        <w:tblLook w:val="04A0" w:firstRow="1" w:lastRow="0" w:firstColumn="1" w:lastColumn="0" w:noHBand="0" w:noVBand="1"/>
+      </w:tblPr>
+      <w:tblGrid>
+        <w:gridCol w:w="2205"/>
+        <w:gridCol w:w="1933"/>
+      </w:tblGrid>
+      <w:tr>
+        <w:trPr>
+          <w:tblHeader/>
+          <w:tblCellSpacing w:w="15" w:type="dxa"/>
+        </w:trPr>
+        <w:tc>
+          <w:tcPr>
+            <w:tcW w:w="0" w:type="auto"/>
+            <w:vAlign w:val="center"/>
+            <w:hideMark/>
+          </w:tcPr>
+          <w:p>
+            <w:pPr>
+              <w:rPr>
+                <w:b/>
+                <w:bCs/>
+              </w:rPr>
+            </w:pPr>
+            <w:r>
+              <w:rPr>
+                <w:b/>
+                <w:bCs/>
+              </w:rPr>
+              <w:lastRenderedPageBreak/>
+              <w:t>Özellik</w:t>
+            </w:r>
+          </w:p>
+        </w:tc>
+        <w:tc>
+          <w:tcPr>
+            <w:tcW w:w="0" w:type="auto"/>
+            <w:vAlign w:val="center"/>
+            <w:hideMark/>
+          </w:tcPr>
+          <w:p>
+            <w:pPr>
+              <w:rPr>
+                <w:b/>
+                <w:bCs/>
+              </w:rPr>
+            </w:pPr>
+            <w:r>
+              <w:rPr>
+                <w:b/>
+                <w:bCs/>
+              </w:rPr>
+              <w:t>Eksik/Bozuk Değer</w:t>
+            </w:r>
+          </w:p>
+        </w:tc>
+      </w:tr>
+      <w:tr>
+        <w:trPr>
+          <w:tblCellSpacing w:w="15" w:type="dxa"/>
+        </w:trPr>
+        <w:tc>
+          <w:tcPr>
+            <w:tcW w:w="0" w:type="auto"/>
+            <w:vAlign w:val="center"/>
+            <w:hideMark/>
+          </w:tcPr>
+          <w:p>
+            <w:proofErr w:type="spellStart"/>
+            <w:r>
+              <w:t>Current</w:t>
+            </w:r>
+            <w:proofErr w:type="spellEnd"/>
+          </w:p>
+        </w:tc>
+        <w:tc>
+          <w:tcPr>
+            <w:tcW w:w="0" w:type="auto"/>
+            <w:vAlign w:val="center"/>
+            <w:hideMark/>
+          </w:tcPr>
+          <w:p>
+            <w:r>
+              <w:t>13</w:t>
+            </w:r>
+          </w:p>
+        </w:tc>
+      </w:tr>
+      <w:tr>
+        <w:trPr>
+          <w:tblCellSpacing w:w="15" w:type="dxa"/>
+        </w:trPr>
+        <w:tc>
+          <w:tcPr>
+            <w:tcW w:w="0" w:type="auto"/>
+            <w:vAlign w:val="center"/>
+            <w:hideMark/>
+          </w:tcPr>
+          <w:p>
+            <w:proofErr w:type="spellStart"/>
+            <w:r>
+              <w:t>Thermocouple</w:t>
+            </w:r>
+            <w:proofErr w:type="spellEnd"/>
+          </w:p>
+        </w:tc>
+        <w:tc>
+          <w:tcPr>
+            <w:tcW w:w="0" w:type="auto"/>
+            <w:vAlign w:val="center"/>
+            <w:hideMark/>
+          </w:tcPr>
+          <w:p>
+            <w:r>
+              <w:t>34</w:t>
+            </w:r>
+          </w:p>
+        </w:tc>
+      </w:tr>
+      <w:tr>
+        <w:trPr>
+          <w:tblCellSpacing w:w="15" w:type="dxa"/>
+        </w:trPr>
+        <w:tc>
+          <w:tcPr>
+            <w:tcW w:w="0" w:type="auto"/>
+            <w:vAlign w:val="center"/>
+            <w:hideMark/>
+          </w:tcPr>
+          <w:p>
+            <w:r>
+              <w:t xml:space="preserve">Volume </w:t>
+            </w:r>
+            <w:proofErr w:type="spellStart"/>
+            <w:r>
+              <w:t>Flow</w:t>
+            </w:r>
+            <w:proofErr w:type="spellEnd"/>
+            <w:r>
+              <w:t xml:space="preserve"> </w:t>
+            </w:r>
+            <w:proofErr w:type="spellStart"/>
+            <w:r>
+              <w:t>RateRMS</w:t>
+            </w:r>
+            <w:proofErr w:type="spellEnd"/>
+          </w:p>
+        </w:tc>
+        <w:tc>
+          <w:tcPr>
+            <w:tcW w:w="0" w:type="auto"/>
+            <w:vAlign w:val="center"/>
+            <w:hideMark/>
+          </w:tcPr>
+          <w:p>
+            <w:r>
+              <w:t>31</w:t>
+            </w:r>
+          </w:p>
+        </w:tc>
+      </w:tr>
+    </w:tbl>
+    <w:p>
+      <w:r>
+        <w:t>Eksik değerler ilgili sütunun ortalama değeri kullanılarak doldurulmuştur (</w:t>
+      </w:r>
+      <w:proofErr w:type="spellStart"/>
+      <w:r>
+        <w:t>mean</w:t>
+      </w:r>
+      <w:proofErr w:type="spellEnd"/>
+      <w:r>
+        <w:t xml:space="preserve"> </w:t>
+      </w:r>
+      <w:proofErr w:type="spellStart"/>
+      <w:r>
+        <w:t>imputation</w:t>
+      </w:r>
+      <w:proofErr w:type="spellEnd"/>
+      <w:r>
+        <w:t>).</w:t>
+      </w:r>
+    </w:p>
+    <w:p>
+      <w:r>
+        <w:t>Bu işlem sonrasında tüm özellik sütunları float64 veri tipine dönüştürülmüştür.</w:t>
+      </w:r>
+    </w:p>
+    <w:p>
+      <w:pPr>
+        <w:rPr>
+          <w:b/>
+          <w:bCs/>
+        </w:rPr>
+      </w:pPr>
+      <w:r>
+        <w:rPr>
+          <w:b/>
+          <w:bCs/>
+        </w:rPr>
+        <w:t xml:space="preserve">3. </w:t>
+      </w:r>
+      <w:proofErr w:type="spellStart"/>
+      <w:r>
+        <w:rPr>
+          <w:b/>
+          <w:bCs/>
+        </w:rPr>
+        <w:t>GroupKFold</w:t>
+      </w:r>
+      <w:proofErr w:type="spellEnd"/>
+      <w:r>
+        <w:rPr>
+          <w:b/>
+          <w:bCs/>
+        </w:rPr>
+        <w:t xml:space="preserve"> ile Veri Bölme</w:t>
+      </w:r>
+    </w:p>
+    <w:p>
+      <w:r>
+        <w:t xml:space="preserve">SKAB veri seti birden fazla dosyanın birleştirilmesiyle oluşturulduğu için klasik rastgele </w:t>
+      </w:r>
+      <w:proofErr w:type="spellStart"/>
+      <w:r>
+        <w:t>train</w:t>
+      </w:r>
+      <w:proofErr w:type="spellEnd"/>
+      <w:r>
+        <w:t>-test bölmesi veri sızıntısına neden olabilmektedir. Aynı dosyaya ait örneklerin hem eğitim hem test kümesinde bulunması modelin gerçek performansını olduğundan yüksek gösterebilir.</w:t>
+      </w:r>
+    </w:p>
+    <w:p>
+      <w:r>
+        <w:t xml:space="preserve">Bu problemi önlemek amacıyla veri bölme işlemi </w:t>
+      </w:r>
+      <w:proofErr w:type="spellStart"/>
+      <w:r>
+        <w:t>GroupKFold</w:t>
+      </w:r>
+      <w:proofErr w:type="spellEnd"/>
+      <w:r>
+        <w:t xml:space="preserve"> yöntemi ile gerçekleştirilmiştir.</w:t>
+      </w:r>
+    </w:p>
+    <w:p>
+      <w:r>
+        <w:t xml:space="preserve">Gruplama işlemi için </w:t>
+      </w:r>
+      <w:proofErr w:type="spellStart"/>
+      <w:r>
+        <w:t>source_file</w:t>
+      </w:r>
+      <w:proofErr w:type="spellEnd"/>
+      <w:r>
+        <w:t xml:space="preserve"> sütunu kullanılmıştır. Böylece aynı dosyaya ait kayıtların yalnızca </w:t>
+      </w:r>
+      <w:proofErr w:type="spellStart"/>
+      <w:r>
+        <w:t>train</w:t>
+      </w:r>
+      <w:proofErr w:type="spellEnd"/>
+      <w:r>
+        <w:t xml:space="preserve"> veya yalnızca test kümesinde bulunması sağlanmıştır.</w:t>
+      </w:r>
+    </w:p>
+    <w:p>
+      <w:r>
+        <w:t>Toplam grup sayısı:</w:t>
+      </w:r>
+      <w:r>
+        <w:t xml:space="preserve"> 20</w:t>
+      </w:r>
+    </w:p>
+    <w:p>
+      <w:r>
+        <w:t xml:space="preserve">İlk </w:t>
+      </w:r>
+      <w:proofErr w:type="spellStart"/>
+      <w:r>
+        <w:t>fold</w:t>
+      </w:r>
+      <w:proofErr w:type="spellEnd"/>
+      <w:r>
+        <w:t xml:space="preserve"> için elde edilen dağılım:</w:t>
+      </w:r>
+    </w:p>
+    <w:tbl>
+      <w:tblPr>
+        <w:tblW w:w="0" w:type="auto"/>
+        <w:tblCellSpacing w:w="15" w:type="dxa"/>
+        <w:tblCellMar>
+          <w:top w:w="15" w:type="dxa"/>
+          <w:left w:w="15" w:type="dxa"/>
+          <w:bottom w:w="15" w:type="dxa"/>
+          <w:right w:w="15" w:type="dxa"/>
+        </w:tblCellMar>
+        <w:tblLook w:val="04A0" w:firstRow="1" w:lastRow="0" w:firstColumn="1" w:lastColumn="0" w:noHBand="0" w:noVBand="1"/>
+      </w:tblPr>
+      <w:tblGrid>
+        <w:gridCol w:w="653"/>
+        <w:gridCol w:w="1185"/>
+      </w:tblGrid>
+      <w:tr>
+        <w:trPr>
+          <w:tblHeader/>
+          <w:tblCellSpacing w:w="15" w:type="dxa"/>
+        </w:trPr>
+        <w:tc>
+          <w:tcPr>
+            <w:tcW w:w="0" w:type="auto"/>
+            <w:vAlign w:val="center"/>
+            <w:hideMark/>
+          </w:tcPr>
+          <w:p>
+            <w:pPr>
+              <w:rPr>
+                <w:b/>
+                <w:bCs/>
+              </w:rPr>
+            </w:pPr>
+            <w:r>
+              <w:rPr>
+                <w:b/>
+                <w:bCs/>
+              </w:rPr>
+              <w:t>Küme</w:t>
+            </w:r>
+          </w:p>
+        </w:tc>
+        <w:tc>
+          <w:tcPr>
+            <w:tcW w:w="0" w:type="auto"/>
+            <w:vAlign w:val="center"/>
+            <w:hideMark/>
+          </w:tcPr>
+          <w:p>
+            <w:pPr>
+              <w:rPr>
+                <w:b/>
+                <w:bCs/>
+              </w:rPr>
+            </w:pPr>
+            <w:r>
+              <w:rPr>
+                <w:b/>
+                <w:bCs/>
+              </w:rPr>
+              <w:t>Satır Sayısı</w:t>
+            </w:r>
+          </w:p>
+        </w:tc>
+      </w:tr>
+      <w:tr>
+        <w:trPr>
+          <w:tblCellSpacing w:w="15" w:type="dxa"/>
+        </w:trPr>
+        <w:tc>
+          <w:tcPr>
+            <w:tcW w:w="0" w:type="auto"/>
+            <w:vAlign w:val="center"/>
+            <w:hideMark/>
+          </w:tcPr>
+          <w:p>
+            <w:r>
+              <w:t>Train</w:t>
+            </w:r>
+          </w:p>
+        </w:tc>
+        <w:tc>
+          <w:tcPr>
+            <w:tcW w:w="0" w:type="auto"/>
+            <w:vAlign w:val="center"/>
+            <w:hideMark/>
+          </w:tcPr>
+          <w:p>
+            <w:r>
+              <w:t>17954</w:t>
+            </w:r>
+          </w:p>
+        </w:tc>
+      </w:tr>
+      <w:tr>
+        <w:trPr>
+          <w:tblCellSpacing w:w="15" w:type="dxa"/>
+        </w:trPr>
+        <w:tc>
+          <w:tcPr>
+            <w:tcW w:w="0" w:type="auto"/>
+            <w:vAlign w:val="center"/>
+            <w:hideMark/>
+          </w:tcPr>
+          <w:p>
+            <w:r>
+              <w:t>Test</w:t>
+            </w:r>
+          </w:p>
+        </w:tc>
+        <w:tc>
+          <w:tcPr>
+            <w:tcW w:w="0" w:type="auto"/>
+            <w:vAlign w:val="center"/>
+            <w:hideMark/>
+          </w:tcPr>
+          <w:p>
+            <w:r>
+              <w:t>4518</w:t>
+            </w:r>
+          </w:p>
+        </w:tc>
+      </w:tr>
+    </w:tbl>
+    <w:p>
+      <w:r>
+        <w:t xml:space="preserve">Ayrıca </w:t>
+      </w:r>
+      <w:proofErr w:type="spellStart"/>
+      <w:r>
+        <w:t>train</w:t>
+      </w:r>
+      <w:proofErr w:type="spellEnd"/>
+      <w:r>
+        <w:t xml:space="preserve"> ve test kümeleri arasında ortak dosya bulunmadığı doğrulanmıştır:</w:t>
+      </w:r>
+    </w:p>
+    <w:p>
+      <w:r>
+        <w:t>Train-test ortak dosya sayısı: 0</w:t>
+      </w:r>
+    </w:p>
+    <w:p>
+      <w:r>
+        <w:t>Bu durum veri sızıntısının önlendiğini göstermektedir.</w:t>
+      </w:r>
+    </w:p>
+    <w:p>
+      <w:pPr>
+        <w:rPr>
+          <w:b/>
+          <w:bCs/>
+        </w:rPr>
+      </w:pPr>
+      <w:r>
+        <w:rPr>
+          <w:b/>
+          <w:bCs/>
+        </w:rPr>
+        <w:t>4. Veri Normalizasyonu</w:t>
+      </w:r>
+    </w:p>
+    <w:p>
+      <w:r>
+        <w:t>Sensör değişkenleri farklı ölçeklerde değerlere sahip olduğu için model eğitiminden önce normalizasyon işlemi uygulanmıştır.</w:t>
+      </w:r>
+    </w:p>
+    <w:p>
+      <w:r>
+        <w:t xml:space="preserve">Bu amaçla </w:t>
+      </w:r>
+      <w:proofErr w:type="spellStart"/>
+      <w:r>
+        <w:t>StandardScaler</w:t>
+      </w:r>
+      <w:proofErr w:type="spellEnd"/>
+      <w:r>
+        <w:t xml:space="preserve"> yöntemi kullanılmıştır.</w:t>
+      </w:r>
+    </w:p>
+    <w:p>
+      <w:r>
+        <w:t>Normalizasyon sırasında:</w:t>
+      </w:r>
+    </w:p>
+    <w:p>
+      <w:pPr>
+        <w:numPr>
+          <w:ilvl w:val="0"/>
+          <w:numId w:val="11"/>
+        </w:numPr>
+      </w:pPr>
+      <w:r>
+        <w:t xml:space="preserve">Ortalama değer 0’a, </w:t>
+      </w:r>
+    </w:p>
+    <w:p>
+      <w:pPr>
+        <w:numPr>
+          <w:ilvl w:val="0"/>
+          <w:numId w:val="11"/>
+        </w:numPr>
+      </w:pPr>
+      <w:r>
+        <w:t xml:space="preserve">Standart sapma 1’e </w:t>
+      </w:r>
+    </w:p>
+    <w:p>
+      <w:proofErr w:type="gramStart"/>
+      <w:r>
+        <w:t>ölçeklendirilmiştir</w:t>
+      </w:r>
+      <w:proofErr w:type="gramEnd"/>
+      <w:r>
+        <w:t>.</w:t>
+      </w:r>
+    </w:p>
+    <w:p>
+      <w:proofErr w:type="spellStart"/>
+      <w:r>
+        <w:t>Scaler</w:t>
+      </w:r>
+      <w:proofErr w:type="spellEnd"/>
+      <w:r>
+        <w:t xml:space="preserve"> yalnızca eğitim verisi üzerinde fit edilmiş, test verisi aynı </w:t>
+      </w:r>
+      <w:proofErr w:type="spellStart"/>
+      <w:r>
+        <w:t>scaler</w:t>
+      </w:r>
+      <w:proofErr w:type="spellEnd"/>
+      <w:r>
+        <w:t xml:space="preserve"> kullanılarak dönüştürülmüştür. Böylece test verisinden eğitim aşamasına bilgi sızması engellenmiştir.</w:t>
+      </w:r>
+    </w:p>
+    <w:p>
+      <w:r>
+        <w:t>Normalize edilmiş veri boyutları:</w:t>
+      </w:r>
+    </w:p>
+    <w:p>
+      <w:proofErr w:type="spellStart"/>
+      <w:r>
+        <w:lastRenderedPageBreak/>
+        <w:t>X_train_</w:t>
+      </w:r>
+      <w:proofErr w:type="gramStart"/>
+      <w:r>
+        <w:t>scaled</w:t>
+      </w:r>
+      <w:proofErr w:type="spellEnd"/>
+      <w:r>
+        <w:t xml:space="preserve"> :</w:t>
+      </w:r>
+      <w:proofErr w:type="gramEnd"/>
+      <w:r>
+        <w:t xml:space="preserve"> (17954, 8)</w:t>
+      </w:r>
+    </w:p>
+    <w:p>
+      <w:proofErr w:type="spellStart"/>
+      <w:r>
+        <w:t>X_test_</w:t>
+      </w:r>
+      <w:proofErr w:type="gramStart"/>
+      <w:r>
+        <w:t>scaled</w:t>
+      </w:r>
+      <w:proofErr w:type="spellEnd"/>
+      <w:r>
+        <w:t xml:space="preserve">  :</w:t>
+      </w:r>
+      <w:proofErr w:type="gramEnd"/>
+      <w:r>
+        <w:t xml:space="preserve"> (4518, 8)</w:t>
+      </w:r>
+    </w:p>
+    <w:p>
+      <w:pPr>
+        <w:rPr>
+          <w:b/>
+          <w:bCs/>
+        </w:rPr>
+      </w:pPr>
+      <w:r>
+        <w:rPr>
+          <w:b/>
+          <w:bCs/>
+        </w:rPr>
+        <w:t>5. PCA ile Boyut İndirgeme</w:t>
+      </w:r>
+    </w:p>
+    <w:p>
+      <w:r>
+        <w:t>Proje isterlerine göre otomata tabanlı model yalnızca tek boyutlu veri ile çalışabilmektedir. Bu nedenle çok değişkenli sensör verileri PCA (</w:t>
+      </w:r>
+      <w:proofErr w:type="spellStart"/>
+      <w:r>
+        <w:t>Principal</w:t>
+      </w:r>
+      <w:proofErr w:type="spellEnd"/>
+      <w:r>
+        <w:t xml:space="preserve"> Component Analysis) yöntemi ile tek boyuta indirgenmiştir.</w:t>
+      </w:r>
+    </w:p>
+    <w:p>
+      <w:r>
+        <w:t>PCA yalnızca eğitim verisi üzerinde fit edilmiş, test verisi aynı dönüşüm kullanılarak dönüştürülmüştür.</w:t>
+      </w:r>
+    </w:p>
+    <w:p>
+      <w:r>
+        <w:t>İlk temel bileşen (PC1) kullanılmıştır.</w:t>
+      </w:r>
+    </w:p>
+    <w:p>
+      <w:r>
+        <w:t>Elde edilen boyutlar:</w:t>
+      </w:r>
+    </w:p>
+    <w:p>
+      <w:r>
+        <w:t>X_train_pc</w:t>
+      </w:r>
+      <w:proofErr w:type="gramStart"/>
+      <w:r>
+        <w:t>1 :</w:t>
+      </w:r>
+      <w:proofErr w:type="gramEnd"/>
+      <w:r>
+        <w:t xml:space="preserve"> (17954, 1)</w:t>
+      </w:r>
+    </w:p>
+    <w:p>
+      <w:r>
+        <w:t>X_test_pc</w:t>
+      </w:r>
+      <w:proofErr w:type="gramStart"/>
+      <w:r>
+        <w:t>1  :</w:t>
+      </w:r>
+      <w:proofErr w:type="gramEnd"/>
+      <w:r>
+        <w:t xml:space="preserve"> (4518, 1)</w:t>
+      </w:r>
+    </w:p>
+    <w:p>
+      <w:r>
+        <w:t>İlk bileşenin açıkladığı varyans oranı:</w:t>
+      </w:r>
+      <w:r>
+        <w:t xml:space="preserve"> 0.1722</w:t>
+      </w:r>
+    </w:p>
+    <w:p>
+      <w:r>
+        <w:t>Bu sonuç, verideki toplam varyansın yaklaşık %17’sinin ilk temel bileşen tarafından temsil edildiğini göstermektedir.</w:t>
+      </w:r>
+    </w:p>
+    <w:p>
+      <w:pPr>
+        <w:rPr>
+          <w:b/>
+          <w:bCs/>
+        </w:rPr>
+      </w:pPr>
+      <w:r>
+        <w:rPr>
+          <w:b/>
+          <w:bCs/>
+        </w:rPr>
+        <w:t>B. BATADAL Veri Seti Ön İşleme Süreci</w:t>
+      </w:r>
+    </w:p>
+    <w:p>
+      <w:pPr>
+        <w:rPr>
+          <w:b/>
+          <w:bCs/>
+        </w:rPr>
+      </w:pPr>
+      <w:r>
+        <w:rPr>
+          <w:b/>
+          <w:bCs/>
+        </w:rPr>
+        <w:t>1. Veri Yükleme ve Özellik Seçimi</w:t>
+      </w:r>
+    </w:p>
+    <w:p>
+      <w:r>
+        <w:t xml:space="preserve">BATADAL veri seti olarak Training </w:t>
+      </w:r>
+      <w:proofErr w:type="spellStart"/>
+      <w:r>
+        <w:t>Dataset</w:t>
+      </w:r>
+      <w:proofErr w:type="spellEnd"/>
+      <w:r>
+        <w:t xml:space="preserve"> 2 kullanılmıştır.</w:t>
+      </w:r>
+    </w:p>
+    <w:p>
+      <w:r>
+        <w:t>Veri setindeki zaman bilgisi içeren DATETIME sütunu model girdisine dahil edilmemiştir. Bu sütun yalnızca zaman sırasının korunması amacıyla kullanılmıştır.</w:t>
+      </w:r>
+    </w:p>
+    <w:p>
+      <w:r>
+        <w:t xml:space="preserve">Hedef değişken olarak saldırı/anomali bilgisini içeren ATT_FLAG sütunu kullanılmıştır. Daha sonra bu sütun daha anlaşılır olması amacıyla </w:t>
+      </w:r>
+      <w:proofErr w:type="spellStart"/>
+      <w:r>
+        <w:t>anomaly</w:t>
+      </w:r>
+      <w:proofErr w:type="spellEnd"/>
+      <w:r>
+        <w:t xml:space="preserve"> ismine dönüştürülmüştür.</w:t>
+      </w:r>
+    </w:p>
+    <w:p>
+      <w:r>
+        <w:t>Model girdisi olarak toplam 43 adet sensör ve sistem değişkeni kullanılmıştır.</w:t>
+      </w:r>
+    </w:p>
+    <w:p>
+      <w:pPr>
+        <w:rPr>
+          <w:b/>
+          <w:bCs/>
+        </w:rPr>
+      </w:pPr>
+      <w:r>
+        <w:rPr>
+          <w:b/>
+          <w:bCs/>
+        </w:rPr>
+        <w:t>2. Sayısal Dönüşüm ve Eksik Veri İşlemleri</w:t>
+      </w:r>
+    </w:p>
+    <w:p>
+      <w:r>
+        <w:t>Tüm özellik sütunları sayısal formata dönüştürülmüş ve eksik değer kontrolü gerçekleştirilmiştir.</w:t>
+      </w:r>
+    </w:p>
+    <w:p>
+      <w:r>
+        <w:t>Analiz sonucunda eksik veya bozuk değere rastlanmamıştır.</w:t>
+      </w:r>
+    </w:p>
+    <w:p>
+      <w:r>
+        <w:t>Bu nedenle veri seti doğrudan modelleme aşamasına uygun hale getirilmiştir.</w:t>
+      </w:r>
+    </w:p>
+    <w:p>
+      <w:pPr>
+        <w:rPr>
+          <w:b/>
+          <w:bCs/>
+        </w:rPr>
+      </w:pPr>
+      <w:r>
+        <w:rPr>
+          <w:b/>
+          <w:bCs/>
+        </w:rPr>
+        <w:t>3. Zaman Sıralı Veri Bölme</w:t>
+      </w:r>
+    </w:p>
+    <w:p>
+      <w:r>
+        <w:t>BATADAL veri seti zaman serisi yapısına sahip olduğu için veri bölme işlemi rastgele yapılmamıştır.</w:t>
+      </w:r>
+    </w:p>
+    <w:p>
+      <w:r>
+        <w:t>Veri kronolojik sırası korunarak aşağıdaki şekilde bölünmüştür:</w:t>
+      </w:r>
+    </w:p>
+    <w:tbl>
+      <w:tblPr>
+        <w:tblW w:w="0" w:type="auto"/>
+        <w:tblCellSpacing w:w="15" w:type="dxa"/>
+        <w:tblCellMar>
+          <w:top w:w="15" w:type="dxa"/>
+          <w:left w:w="15" w:type="dxa"/>
+          <w:bottom w:w="15" w:type="dxa"/>
+          <w:right w:w="15" w:type="dxa"/>
+        </w:tblCellMar>
+        <w:tblLook w:val="04A0" w:firstRow="1" w:lastRow="0" w:firstColumn="1" w:lastColumn="0" w:noHBand="0" w:noVBand="1"/>
+      </w:tblPr>
+      <w:tblGrid>
+        <w:gridCol w:w="1024"/>
+        <w:gridCol w:w="561"/>
+      </w:tblGrid>
+      <w:tr>
+        <w:trPr>
+          <w:tblHeader/>
+          <w:tblCellSpacing w:w="15" w:type="dxa"/>
+        </w:trPr>
+        <w:tc>
+          <w:tcPr>
+            <w:tcW w:w="0" w:type="auto"/>
+            <w:vAlign w:val="center"/>
+            <w:hideMark/>
+          </w:tcPr>
+          <w:p>
+            <w:pPr>
+              <w:rPr>
+                <w:b/>
+                <w:bCs/>
+              </w:rPr>
+            </w:pPr>
+            <w:r>
+              <w:rPr>
+                <w:b/>
+                <w:bCs/>
+              </w:rPr>
+              <w:t>Küme</w:t>
+            </w:r>
+          </w:p>
+        </w:tc>
+        <w:tc>
+          <w:tcPr>
+            <w:tcW w:w="0" w:type="auto"/>
+            <w:vAlign w:val="center"/>
+            <w:hideMark/>
+          </w:tcPr>
+          <w:p>
+            <w:pPr>
+              <w:rPr>
+                <w:b/>
+                <w:bCs/>
+              </w:rPr>
+            </w:pPr>
+            <w:r>
+              <w:rPr>
+                <w:b/>
+                <w:bCs/>
+              </w:rPr>
+              <w:t>Oran</w:t>
+            </w:r>
+          </w:p>
+        </w:tc>
+      </w:tr>
+      <w:tr>
+        <w:trPr>
+          <w:tblCellSpacing w:w="15" w:type="dxa"/>
+        </w:trPr>
+        <w:tc>
+          <w:tcPr>
+            <w:tcW w:w="0" w:type="auto"/>
+            <w:vAlign w:val="center"/>
+            <w:hideMark/>
+          </w:tcPr>
+          <w:p>
+            <w:r>
+              <w:t>Train</w:t>
+            </w:r>
+          </w:p>
+        </w:tc>
+        <w:tc>
+          <w:tcPr>
+            <w:tcW w:w="0" w:type="auto"/>
+            <w:vAlign w:val="center"/>
+            <w:hideMark/>
+          </w:tcPr>
+          <w:p>
+            <w:r>
+              <w:t>%60</w:t>
+            </w:r>
+          </w:p>
+        </w:tc>
+      </w:tr>
+      <w:tr>
+        <w:trPr>
+          <w:tblCellSpacing w:w="15" w:type="dxa"/>
+        </w:trPr>
+        <w:tc>
+          <w:tcPr>
+            <w:tcW w:w="0" w:type="auto"/>
+            <w:vAlign w:val="center"/>
+            <w:hideMark/>
+          </w:tcPr>
+          <w:p>
+            <w:proofErr w:type="spellStart"/>
+            <w:r>
+              <w:lastRenderedPageBreak/>
+              <w:t>Validation</w:t>
+            </w:r>
+            <w:proofErr w:type="spellEnd"/>
+          </w:p>
+        </w:tc>
+        <w:tc>
+          <w:tcPr>
+            <w:tcW w:w="0" w:type="auto"/>
+            <w:vAlign w:val="center"/>
+            <w:hideMark/>
+          </w:tcPr>
+          <w:p>
+            <w:r>
+              <w:t>%20</w:t>
+            </w:r>
+          </w:p>
+        </w:tc>
+      </w:tr>
+      <w:tr>
+        <w:trPr>
+          <w:tblCellSpacing w:w="15" w:type="dxa"/>
+        </w:trPr>
+        <w:tc>
+          <w:tcPr>
+            <w:tcW w:w="0" w:type="auto"/>
+            <w:vAlign w:val="center"/>
+            <w:hideMark/>
+          </w:tcPr>
+          <w:p>
+            <w:r>
+              <w:t>Test</w:t>
+            </w:r>
+          </w:p>
+        </w:tc>
+        <w:tc>
+          <w:tcPr>
+            <w:tcW w:w="0" w:type="auto"/>
+            <w:vAlign w:val="center"/>
+            <w:hideMark/>
+          </w:tcPr>
+          <w:p>
+            <w:r>
+              <w:t>%20</w:t>
+            </w:r>
+          </w:p>
+        </w:tc>
+      </w:tr>
+    </w:tbl>
+    <w:p>
+      <w:r>
+        <w:t>Elde edilen dağılım:</w:t>
+      </w:r>
+    </w:p>
+    <w:tbl>
+      <w:tblPr>
+        <w:tblW w:w="0" w:type="auto"/>
+        <w:tblCellSpacing w:w="15" w:type="dxa"/>
+        <w:tblCellMar>
+          <w:top w:w="15" w:type="dxa"/>
+          <w:left w:w="15" w:type="dxa"/>
+          <w:bottom w:w="15" w:type="dxa"/>
+          <w:right w:w="15" w:type="dxa"/>
+        </w:tblCellMar>
+        <w:tblLook w:val="04A0" w:firstRow="1" w:lastRow="0" w:firstColumn="1" w:lastColumn="0" w:noHBand="0" w:noVBand="1"/>
+      </w:tblPr>
+      <w:tblGrid>
+        <w:gridCol w:w="1024"/>
+        <w:gridCol w:w="1185"/>
+      </w:tblGrid>
+      <w:tr>
+        <w:trPr>
+          <w:tblHeader/>
+          <w:tblCellSpacing w:w="15" w:type="dxa"/>
+        </w:trPr>
+        <w:tc>
+          <w:tcPr>
+            <w:tcW w:w="0" w:type="auto"/>
+            <w:vAlign w:val="center"/>
+            <w:hideMark/>
+          </w:tcPr>
+          <w:p>
+            <w:pPr>
+              <w:rPr>
+                <w:b/>
+                <w:bCs/>
+              </w:rPr>
+            </w:pPr>
+            <w:r>
+              <w:rPr>
+                <w:b/>
+                <w:bCs/>
+              </w:rPr>
+              <w:t>Küme</w:t>
+            </w:r>
+          </w:p>
+        </w:tc>
+        <w:tc>
+          <w:tcPr>
+            <w:tcW w:w="0" w:type="auto"/>
+            <w:vAlign w:val="center"/>
+            <w:hideMark/>
+          </w:tcPr>
+          <w:p>
+            <w:pPr>
+              <w:rPr>
+                <w:b/>
+                <w:bCs/>
+              </w:rPr>
+            </w:pPr>
+            <w:r>
+              <w:rPr>
+                <w:b/>
+                <w:bCs/>
+              </w:rPr>
+              <w:t>Satır Sayısı</w:t>
+            </w:r>
+          </w:p>
+        </w:tc>
+      </w:tr>
+      <w:tr>
+        <w:trPr>
+          <w:tblCellSpacing w:w="15" w:type="dxa"/>
+        </w:trPr>
+        <w:tc>
+          <w:tcPr>
+            <w:tcW w:w="0" w:type="auto"/>
+            <w:vAlign w:val="center"/>
+            <w:hideMark/>
+          </w:tcPr>
+          <w:p>
+            <w:r>
+              <w:t>Train</w:t>
+            </w:r>
+          </w:p>
+        </w:tc>
+        <w:tc>
+          <w:tcPr>
+            <w:tcW w:w="0" w:type="auto"/>
+            <w:vAlign w:val="center"/>
+            <w:hideMark/>
+          </w:tcPr>
+          <w:p>
+            <w:r>
+              <w:t>2506</w:t>
+            </w:r>
+          </w:p>
+        </w:tc>
+      </w:tr>
+      <w:tr>
+        <w:trPr>
+          <w:tblCellSpacing w:w="15" w:type="dxa"/>
+        </w:trPr>
+        <w:tc>
+          <w:tcPr>
+            <w:tcW w:w="0" w:type="auto"/>
+            <w:vAlign w:val="center"/>
+            <w:hideMark/>
+          </w:tcPr>
+          <w:p>
+            <w:proofErr w:type="spellStart"/>
+            <w:r>
+              <w:t>Validation</w:t>
+            </w:r>
+            <w:proofErr w:type="spellEnd"/>
+          </w:p>
+        </w:tc>
+        <w:tc>
+          <w:tcPr>
+            <w:tcW w:w="0" w:type="auto"/>
+            <w:vAlign w:val="center"/>
+            <w:hideMark/>
+          </w:tcPr>
+          <w:p>
+            <w:r>
+              <w:t>835</w:t>
+            </w:r>
+          </w:p>
+        </w:tc>
+      </w:tr>
+      <w:tr>
+        <w:trPr>
+          <w:tblCellSpacing w:w="15" w:type="dxa"/>
+        </w:trPr>
+        <w:tc>
+          <w:tcPr>
+            <w:tcW w:w="0" w:type="auto"/>
+            <w:vAlign w:val="center"/>
+            <w:hideMark/>
+          </w:tcPr>
+          <w:p>
+            <w:r>
+              <w:t>Test</w:t>
+            </w:r>
+          </w:p>
+        </w:tc>
+        <w:tc>
+          <w:tcPr>
+            <w:tcW w:w="0" w:type="auto"/>
+            <w:vAlign w:val="center"/>
+            <w:hideMark/>
+          </w:tcPr>
+          <w:p>
+            <w:r>
+              <w:t>836</w:t>
+            </w:r>
+          </w:p>
+        </w:tc>
+      </w:tr>
+    </w:tbl>
+    <w:p>
+      <w:r>
+        <w:t>Tarih aralıkları aşağıdaki gibidir:</w:t>
+      </w:r>
+    </w:p>
+    <w:p>
+      <w:r>
+        <w:t>| Küme       | Tarih Aralığı             |</w:t>
+      </w:r>
+    </w:p>
+    <w:p>
+      <w:r>
+        <w:t>| ---------- | ------------------------- |</w:t>
+      </w:r>
+    </w:p>
+    <w:p>
+      <w:r>
+        <w:t>| Train      | 04/07/16 00 → 16/10/16 09 |</w:t>
+      </w:r>
+    </w:p>
+    <w:p>
+      <w:r>
+        <w:t xml:space="preserve">| </w:t>
+      </w:r>
+      <w:proofErr w:type="spellStart"/>
+      <w:r>
+        <w:t>Validation</w:t>
+      </w:r>
+      <w:proofErr w:type="spellEnd"/>
+      <w:r>
+        <w:t xml:space="preserve"> | 16/10/16 10 → 20/11/16 04 |</w:t>
+      </w:r>
+    </w:p>
+    <w:p>
+      <w:r>
+        <w:t>| Test       | 20/11/16 05 → 25/12/16 00 |</w:t>
+      </w:r>
+    </w:p>
+    <w:p>
+      <w:r>
+        <w:t>Bu yöntem sayesinde geleceğe ait verilerin geçmiş veriler üzerinde etkide bulunması engellenmiştir.</w:t>
+      </w:r>
+    </w:p>
+    <w:p>
+      <w:pPr>
+        <w:rPr>
+          <w:b/>
+          <w:bCs/>
+        </w:rPr>
+      </w:pPr>
+      <w:r>
+        <w:rPr>
+          <w:b/>
+          <w:bCs/>
+        </w:rPr>
+        <w:t>4. Veri Normalizasyonu</w:t>
+      </w:r>
+    </w:p>
+    <w:p>
+      <w:r>
+        <w:t xml:space="preserve">Veri setindeki tüm özellikler </w:t>
+      </w:r>
+      <w:proofErr w:type="spellStart"/>
+      <w:r>
+        <w:t>StandardScaler</w:t>
+      </w:r>
+      <w:proofErr w:type="spellEnd"/>
+      <w:r>
+        <w:t xml:space="preserve"> kullanılarak normalize edilmiştir.</w:t>
+      </w:r>
+    </w:p>
+    <w:p>
+      <w:proofErr w:type="spellStart"/>
+      <w:r>
+        <w:t>Scaler</w:t>
+      </w:r>
+      <w:proofErr w:type="spellEnd"/>
+      <w:r>
+        <w:t xml:space="preserve"> yalnızca eğitim verisi üzerinde fit edilmiş, </w:t>
+      </w:r>
+      <w:proofErr w:type="spellStart"/>
+      <w:r>
+        <w:t>validation</w:t>
+      </w:r>
+      <w:proofErr w:type="spellEnd"/>
+      <w:r>
+        <w:t xml:space="preserve"> ve test kümeleri aynı </w:t>
+      </w:r>
+      <w:proofErr w:type="spellStart"/>
+      <w:r>
+        <w:t>scaler</w:t>
+      </w:r>
+      <w:proofErr w:type="spellEnd"/>
+      <w:r>
+        <w:t xml:space="preserve"> ile dönüştürülmüştür.</w:t>
+      </w:r>
+    </w:p>
+    <w:p>
+      <w:r>
+        <w:t>Normalize edilmiş veri boyutları:</w:t>
+      </w:r>
+    </w:p>
+    <w:p>
+      <w:proofErr w:type="spellStart"/>
+      <w:r>
+        <w:t>X_train_</w:t>
+      </w:r>
+      <w:proofErr w:type="gramStart"/>
+      <w:r>
+        <w:t>scaled</w:t>
+      </w:r>
+      <w:proofErr w:type="spellEnd"/>
+      <w:r>
+        <w:t xml:space="preserve"> :</w:t>
+      </w:r>
+      <w:proofErr w:type="gramEnd"/>
+      <w:r>
+        <w:t xml:space="preserve"> (2506, 43)</w:t>
+      </w:r>
+    </w:p>
+    <w:p>
+      <w:proofErr w:type="spellStart"/>
+      <w:r>
+        <w:t>X_val_scaled</w:t>
+      </w:r>
+      <w:proofErr w:type="spellEnd"/>
+      <w:r>
+        <w:t xml:space="preserve"> </w:t>
+      </w:r>
+      <w:proofErr w:type="gramStart"/>
+      <w:r>
+        <w:t xml:space="preserve">  :</w:t>
+      </w:r>
+      <w:proofErr w:type="gramEnd"/>
+      <w:r>
+        <w:t xml:space="preserve"> (835, 43)</w:t>
+      </w:r>
+    </w:p>
+    <w:p>
+      <w:proofErr w:type="spellStart"/>
+      <w:r>
+        <w:t>X_test_</w:t>
+      </w:r>
+      <w:proofErr w:type="gramStart"/>
+      <w:r>
+        <w:t>scaled</w:t>
+      </w:r>
+      <w:proofErr w:type="spellEnd"/>
+      <w:r>
+        <w:t xml:space="preserve">  :</w:t>
+      </w:r>
+      <w:proofErr w:type="gramEnd"/>
+      <w:r>
+        <w:t xml:space="preserve"> (836, 43)</w:t>
+      </w:r>
+    </w:p>
+    <w:p>
+      <w:pPr>
+        <w:rPr>
+          <w:b/>
+          <w:bCs/>
+        </w:rPr>
+      </w:pPr>
+      <w:r>
+        <w:rPr>
+          <w:b/>
+          <w:bCs/>
+        </w:rPr>
+        <w:t>5. PCA ile Boyut İndirgeme</w:t>
+      </w:r>
+    </w:p>
+    <w:p>
+      <w:r>
+        <w:t>Otomata tabanlı model için PCA yöntemi uygulanarak veri tek boyuta indirgenmiştir.</w:t>
+      </w:r>
+    </w:p>
+    <w:p>
+      <w:r>
+        <w:t>İlk temel bileşen (PC1) kullanılmıştır.</w:t>
+      </w:r>
+    </w:p>
+    <w:p>
+      <w:r>
+        <w:t>Elde edilen boyutlar:</w:t>
+      </w:r>
+    </w:p>
+    <w:p>
+      <w:r>
+        <w:t>X_train_pc</w:t>
+      </w:r>
+      <w:proofErr w:type="gramStart"/>
+      <w:r>
+        <w:t>1 :</w:t>
+      </w:r>
+      <w:proofErr w:type="gramEnd"/>
+      <w:r>
+        <w:t xml:space="preserve"> (2506, 1)</w:t>
+      </w:r>
+    </w:p>
+    <w:p>
+      <w:r>
+        <w:t xml:space="preserve">X_val_pc1 </w:t>
+      </w:r>
+      <w:proofErr w:type="gramStart"/>
+      <w:r>
+        <w:t xml:space="preserve">  :</w:t>
+      </w:r>
+      <w:proofErr w:type="gramEnd"/>
+      <w:r>
+        <w:t xml:space="preserve"> (835, 1)</w:t>
+      </w:r>
+    </w:p>
+    <w:p>
+      <w:r>
+        <w:t>X_test_pc</w:t>
+      </w:r>
+      <w:proofErr w:type="gramStart"/>
+      <w:r>
+        <w:t>1  :</w:t>
+      </w:r>
+      <w:proofErr w:type="gramEnd"/>
+      <w:r>
+        <w:t xml:space="preserve"> (836, 1)</w:t>
+      </w:r>
+    </w:p>
+    <w:p>
+      <w:r>
+        <w:lastRenderedPageBreak/>
+        <w:t>İlk temel bileşenin açıkladığı varyans oranı:</w:t>
+      </w:r>
+      <w:r>
+        <w:t xml:space="preserve"> 0.2059</w:t>
+      </w:r>
+    </w:p>
+    <w:p>
+      <w:r>
+        <w:t>Bu sonuç, toplam varyansın yaklaşık %20’sinin ilk temel bileşen tarafından temsil edildiğini göstermektedir.</w:t>
+      </w:r>
+    </w:p>
+    <w:p/>
+    <w:p/>
+    <w:p/>
     <w:p/>
     <w:sectPr>
       <w:footerReference w:type="even" r:id="rId7"/>
@@ -840,7 +2407,6 @@
               <v:path gradientshapeok="t" o:connecttype="rect"/>
             </v:shapetype>
             <v:shape id="Text Box 2" o:spid="_x0000_s1026" type="#_x0000_t202" alt="Sensitivity: Internal / Non-Personal Data" style="position:absolute;margin-left:131.1pt;margin-top:0;width:182.3pt;height:28.15pt;z-index:251659264;visibility:visible;mso-wrap-style:none;mso-wrap-distance-left:0;mso-wrap-distance-top:0;mso-wrap-distance-right:0;mso-wrap-distance-bottom:0;mso-position-horizontal:right;mso-position-horizontal-relative:page;mso-position-vertical:bottom;mso-position-vertical-relative:page;v-text-anchor:bottom" o:gfxdata="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" filled="f" stroked="f">
-              <v:fill o:detectmouseclick="t"/>
               <v:textbox style="mso-fit-shape-to-text:t" inset="0,0,20pt,15pt">
                 <w:txbxContent>
                   <w:p>
@@ -971,7 +2537,6 @@
               <v:path gradientshapeok="t" o:connecttype="rect"/>
             </v:shapetype>
             <v:shape id="Text Box 3" o:spid="_x0000_s1027" type="#_x0000_t202" alt="Sensitivity: Internal / Non-Personal Data" style="position:absolute;margin-left:131.1pt;margin-top:0;width:182.3pt;height:28.15pt;z-index:251660288;visibility:visible;mso-wrap-style:none;mso-wrap-distance-left:0;mso-wrap-distance-top:0;mso-wrap-distance-right:0;mso-wrap-distance-bottom:0;mso-position-horizontal:right;mso-position-horizontal-relative:page;mso-position-vertical:bottom;mso-position-vertical-relative:page;v-text-anchor:bottom" o:gfxdata="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" filled="f" stroked="f">
-              <v:fill o:detectmouseclick="t"/>
               <v:textbox style="mso-fit-shape-to-text:t" inset="0,0,20pt,15pt">
                 <w:txbxContent>
                   <w:p>
@@ -1102,7 +2667,6 @@
               <v:path gradientshapeok="t" o:connecttype="rect"/>
             </v:shapetype>
             <v:shape id="Text Box 1" o:spid="_x0000_s1028" type="#_x0000_t202" alt="Sensitivity: Internal / Non-Personal Data" style="position:absolute;margin-left:131.1pt;margin-top:0;width:182.3pt;height:28.15pt;z-index:251658240;visibility:visible;mso-wrap-style:none;mso-wrap-distance-left:0;mso-wrap-distance-top:0;mso-wrap-distance-right:0;mso-wrap-distance-bottom:0;mso-position-horizontal:right;mso-position-horizontal-relative:page;mso-position-vertical:bottom;mso-position-vertical-relative:page;v-text-anchor:bottom" o:gfxdata="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" filled="f" stroked="f">
-              <v:fill o:detectmouseclick="t"/>
               <v:textbox style="mso-fit-shape-to-text:t" inset="0,0,20pt,15pt">
                 <w:txbxContent>
                   <w:p>
@@ -1763,6 +3327,155 @@
     </w:lvl>
   </w:abstractNum>
   <w:abstractNum w:abstractNumId="4" w15:restartNumberingAfterBreak="0">
+    <w:nsid w:val="1BC80757"/>
+    <w:multiLevelType w:val="multilevel"/>
+    <w:tmpl w:val="7E223D88"/>
+    <w:lvl w:ilvl="0">
+      <w:start w:val="1"/>
+      <w:numFmt w:val="bullet"/>
+      <w:lvlText w:val=""/>
+      <w:lvlJc w:val="left"/>
+      <w:pPr>
+        <w:tabs>
+          <w:tab w:val="num" w:pos="720"/>
+        </w:tabs>
+        <w:ind w:left="720" w:hanging="360"/>
+      </w:pPr>
+      <w:rPr>
+        <w:rFonts w:ascii="Symbol" w:hAnsi="Symbol" w:hint="default"/>
+        <w:sz w:val="20"/>
+      </w:rPr>
+    </w:lvl>
+    <w:lvl w:ilvl="1" w:tentative="1">
+      <w:start w:val="1"/>
+      <w:numFmt w:val="bullet"/>
+      <w:lvlText w:val="o"/>
+      <w:lvlJc w:val="left"/>
+      <w:pPr>
+        <w:tabs>
+          <w:tab w:val="num" w:pos="1440"/>
+        </w:tabs>
+        <w:ind w:left="1440" w:hanging="360"/>
+      </w:pPr>
+      <w:rPr>
+        <w:rFonts w:ascii="Courier New" w:hAnsi="Courier New" w:hint="default"/>
+        <w:sz w:val="20"/>
+      </w:rPr>
+    </w:lvl>
+    <w:lvl w:ilvl="2" w:tentative="1">
+      <w:start w:val="1"/>
+      <w:numFmt w:val="bullet"/>
+      <w:lvlText w:val=""/>
+      <w:lvlJc w:val="left"/>
+      <w:pPr>
+        <w:tabs>
+          <w:tab w:val="num" w:pos="2160"/>
+        </w:tabs>
+        <w:ind w:left="2160" w:hanging="360"/>
+      </w:pPr>
+      <w:rPr>
+        <w:rFonts w:ascii="Wingdings" w:hAnsi="Wingdings" w:hint="default"/>
+        <w:sz w:val="20"/>
+      </w:rPr>
+    </w:lvl>
+    <w:lvl w:ilvl="3" w:tentative="1">
+      <w:start w:val="1"/>
+      <w:numFmt w:val="bullet"/>
+      <w:lvlText w:val=""/>
+      <w:lvlJc w:val="left"/>
+      <w:pPr>
+        <w:tabs>
+          <w:tab w:val="num" w:pos="2880"/>
+        </w:tabs>
+        <w:ind w:left="2880" w:hanging="360"/>
+      </w:pPr>
+      <w:rPr>
+        <w:rFonts w:ascii="Wingdings" w:hAnsi="Wingdings" w:hint="default"/>
+        <w:sz w:val="20"/>
+      </w:rPr>
+    </w:lvl>
+    <w:lvl w:ilvl="4" w:tentative="1">
+      <w:start w:val="1"/>
+      <w:numFmt w:val="bullet"/>
+      <w:lvlText w:val=""/>
+      <w:lvlJc w:val="left"/>
+      <w:pPr>
+        <w:tabs>
+          <w:tab w:val="num" w:pos="3600"/>
+        </w:tabs>
+        <w:ind w:left="3600" w:hanging="360"/>
+      </w:pPr>
+      <w:rPr>
+        <w:rFonts w:ascii="Wingdings" w:hAnsi="Wingdings" w:hint="default"/>
+        <w:sz w:val="20"/>
+      </w:rPr>
+    </w:lvl>
+    <w:lvl w:ilvl="5" w:tentative="1">
+      <w:start w:val="1"/>
+      <w:numFmt w:val="bullet"/>
+      <w:lvlText w:val=""/>
+      <w:lvlJc w:val="left"/>
+      <w:pPr>
+        <w:tabs>
+          <w:tab w:val="num" w:pos="4320"/>
+        </w:tabs>
+        <w:ind w:left="4320" w:hanging="360"/>
+      </w:pPr>
+      <w:rPr>
+        <w:rFonts w:ascii="Wingdings" w:hAnsi="Wingdings" w:hint="default"/>
+        <w:sz w:val="20"/>
+      </w:rPr>
+    </w:lvl>
+    <w:lvl w:ilvl="6" w:tentative="1">
+      <w:start w:val="1"/>
+      <w:numFmt w:val="bullet"/>
+      <w:lvlText w:val=""/>
+      <w:lvlJc w:val="left"/>
+      <w:pPr>
+        <w:tabs>
+          <w:tab w:val="num" w:pos="5040"/>
+        </w:tabs>
+        <w:ind w:left="5040" w:hanging="360"/>
+      </w:pPr>
+      <w:rPr>
+        <w:rFonts w:ascii="Wingdings" w:hAnsi="Wingdings" w:hint="default"/>
+        <w:sz w:val="20"/>
+      </w:rPr>
+    </w:lvl>
+    <w:lvl w:ilvl="7" w:tentative="1">
+      <w:start w:val="1"/>
+      <w:numFmt w:val="bullet"/>
+      <w:lvlText w:val=""/>
+      <w:lvlJc w:val="left"/>
+      <w:pPr>
+        <w:tabs>
+          <w:tab w:val="num" w:pos="5760"/>
+        </w:tabs>
+        <w:ind w:left="5760" w:hanging="360"/>
+      </w:pPr>
+      <w:rPr>
+        <w:rFonts w:ascii="Wingdings" w:hAnsi="Wingdings" w:hint="default"/>
+        <w:sz w:val="20"/>
+      </w:rPr>
+    </w:lvl>
+    <w:lvl w:ilvl="8" w:tentative="1">
+      <w:start w:val="1"/>
+      <w:numFmt w:val="bullet"/>
+      <w:lvlText w:val=""/>
+      <w:lvlJc w:val="left"/>
+      <w:pPr>
+        <w:tabs>
+          <w:tab w:val="num" w:pos="6480"/>
+        </w:tabs>
+        <w:ind w:left="6480" w:hanging="360"/>
+      </w:pPr>
+      <w:rPr>
+        <w:rFonts w:ascii="Wingdings" w:hAnsi="Wingdings" w:hint="default"/>
+        <w:sz w:val="20"/>
+      </w:rPr>
+    </w:lvl>
+  </w:abstractNum>
+  <w:abstractNum w:abstractNumId="5" w15:restartNumberingAfterBreak="0">
     <w:nsid w:val="276468E1"/>
     <w:multiLevelType w:val="multilevel"/>
     <w:tmpl w:val="B43AA94E"/>
@@ -1911,7 +3624,7 @@
       </w:rPr>
     </w:lvl>
   </w:abstractNum>
-  <w:abstractNum w:abstractNumId="5" w15:restartNumberingAfterBreak="0">
+  <w:abstractNum w:abstractNumId="6" w15:restartNumberingAfterBreak="0">
     <w:nsid w:val="27FC2641"/>
     <w:multiLevelType w:val="multilevel"/>
     <w:tmpl w:val="8022FA0C"/>
@@ -2060,7 +3773,7 @@
       </w:rPr>
     </w:lvl>
   </w:abstractNum>
-  <w:abstractNum w:abstractNumId="6" w15:restartNumberingAfterBreak="0">
+  <w:abstractNum w:abstractNumId="7" w15:restartNumberingAfterBreak="0">
     <w:nsid w:val="3698248C"/>
     <w:multiLevelType w:val="multilevel"/>
     <w:tmpl w:val="835604C4"/>
@@ -2209,7 +3922,7 @@
       </w:rPr>
     </w:lvl>
   </w:abstractNum>
-  <w:abstractNum w:abstractNumId="7" w15:restartNumberingAfterBreak="0">
+  <w:abstractNum w:abstractNumId="8" w15:restartNumberingAfterBreak="0">
     <w:nsid w:val="3BCD5F75"/>
     <w:multiLevelType w:val="multilevel"/>
     <w:tmpl w:val="9A7C1748"/>
@@ -2358,7 +4071,7 @@
       </w:rPr>
     </w:lvl>
   </w:abstractNum>
-  <w:abstractNum w:abstractNumId="8" w15:restartNumberingAfterBreak="0">
+  <w:abstractNum w:abstractNumId="9" w15:restartNumberingAfterBreak="0">
     <w:nsid w:val="3F335131"/>
     <w:multiLevelType w:val="multilevel"/>
     <w:tmpl w:val="2F4E1A0E"/>
@@ -2507,7 +4220,7 @@
       </w:rPr>
     </w:lvl>
   </w:abstractNum>
-  <w:abstractNum w:abstractNumId="9" w15:restartNumberingAfterBreak="0">
+  <w:abstractNum w:abstractNumId="10" w15:restartNumberingAfterBreak="0">
     <w:nsid w:val="7BCA527B"/>
     <w:multiLevelType w:val="multilevel"/>
     <w:tmpl w:val="FB02FE8E"/>
@@ -2663,28 +4376,31 @@
     <w:abstractNumId w:val="2"/>
   </w:num>
   <w:num w:numId="3" w16cid:durableId="213319950">
-    <w:abstractNumId w:val="6"/>
+    <w:abstractNumId w:val="7"/>
   </w:num>
   <w:num w:numId="4" w16cid:durableId="1081874194">
-    <w:abstractNumId w:val="4"/>
+    <w:abstractNumId w:val="5"/>
   </w:num>
   <w:num w:numId="5" w16cid:durableId="2126344479">
-    <w:abstractNumId w:val="8"/>
+    <w:abstractNumId w:val="9"/>
   </w:num>
   <w:num w:numId="6" w16cid:durableId="1272861926">
     <w:abstractNumId w:val="3"/>
   </w:num>
   <w:num w:numId="7" w16cid:durableId="1217665720">
-    <w:abstractNumId w:val="7"/>
+    <w:abstractNumId w:val="8"/>
   </w:num>
   <w:num w:numId="8" w16cid:durableId="348871145">
-    <w:abstractNumId w:val="5"/>
+    <w:abstractNumId w:val="6"/>
   </w:num>
   <w:num w:numId="9" w16cid:durableId="503738875">
-    <w:abstractNumId w:val="9"/>
+    <w:abstractNumId w:val="10"/>
   </w:num>
   <w:num w:numId="10" w16cid:durableId="1491823204">
     <w:abstractNumId w:val="0"/>
+  </w:num>
+  <w:num w:numId="11" w16cid:durableId="1783575081">
+    <w:abstractNumId w:val="4"/>
   </w:num>
 </w:numbering>
 </file>
